--- a/plugins/perito/skills/04-responde-impugnacao/assets/templates/template-impugnacao.docx
+++ b/plugins/perito/skills/04-responde-impugnacao/assets/templates/template-impugnacao.docx
@@ -120,43 +120,14 @@
           <w:rFonts w:cs="Arial"/>
           <w:szCs w:val="24"/>
         </w:rPr>
-        <w:t xml:space="preserve">Engenheiro de Segurança do Trabalho, registrado no CREA sob nº 5061052933, perito do Juízo, indicado nos autos do processo em epígrafe, vem mui respeitosamente à presença de Vossa Excelência, apresentar esclarecimentos para a impugnação protocolada pelo Ilustre Patrono do(a) </w:t>
+        <w:t xml:space="preserve">Engenheiro de Segurança do Trabalho, registrado no CREA sob nº 5061052933, perito do Juízo, indicado nos autos do processo em epígrafe, vem mui respeitosamente à presença de Vossa Excelência, apresentar esclarecimentos </w:t>
       </w:r>
-      <w:sdt>
-        <w:sdtPr>
-          <w:rPr>
-            <w:rFonts w:cs="Arial"/>
-            <w:szCs w:val="24"/>
-          </w:rPr>
-          <w:alias w:val="Partes"/>
-          <w:tag w:val="Partes"/>
-          <w:id w:val="-668638642"/>
-          <w:placeholder>
-            <w:docPart w:val="BC38184EF6264332BA4918BC062A38CD"/>
-          </w:placeholder>
-          <w15:color w:val="00FF00"/>
-          <w:dropDownList>
-            <w:listItem w:value="Escolher um item."/>
-            <w:listItem w:displayText="Reclamante" w:value="Reclamante"/>
-            <w:listItem w:displayText="Reclamada" w:value="Reclamada"/>
-          </w:dropDownList>
-        </w:sdtPr>
-        <w:sdtContent>
-          <w:r>
-            <w:rPr>
-              <w:rFonts w:cs="Arial"/>
-              <w:szCs w:val="24"/>
-            </w:rPr>
-            <w:t>Reclamada</w:t>
-          </w:r>
-        </w:sdtContent>
-      </w:sdt>
       <w:r>
         <w:rPr>
           <w:rFonts w:cs="Arial"/>
           <w:szCs w:val="24"/>
         </w:rPr>
-        <w:t xml:space="preserve"> conforme Id. {{ID_IMPUGNACAO}}</w:t>
+        <w:t xml:space="preserve">{{INTRO_IMPUGNANTE}}</w:t>
       </w:r>
     </w:p>
     <w:p>
